--- a/manuscript/qang_criptografia_es.docx
+++ b/manuscript/qang_criptografia_es.docx
@@ -11753,34 +11753,6 @@
     </w:p>
     <w:bookmarkEnd w:id="40"/>
     <w:bookmarkStart w:id="55" w:name="X7a86d31e08fd5dcc5720a5611471fad8bb89af2"/>
-    <w:p>
-      <w:pPr>
-        <w:pStyle w:val="Heading1"/>
-      </w:pPr>
-      <w:r>
-        <w:t xml:space="preserve">Agradecimientos y uso de herramientas de IA</w:t>
-      </w:r>
-    </w:p>
-    <w:p>
-      <w:pPr>
-        <w:pStyle w:val="FirstParagraph"/>
-      </w:pPr>
-      <w:r>
-        <w:t xml:space="preserve">Herramientas de IA generativa (Anthropic Claude Opus 5.5) asistieron con el código, los experimentos</w:t>
-      </w:r>
-      <w:r>
-        <w:t xml:space="preserve"> </w:t>
-      </w:r>
-      <w:r>
-        <w:t xml:space="preserve">numéricos, los tests y la redacción. El autor planteó las preguntas, tomó las decisiones de diseño, y</w:t>
-      </w:r>
-      <w:r>
-        <w:t xml:space="preserve"> </w:t>
-      </w:r>
-      <w:r>
-        <w:t xml:space="preserve">revisó y validó todo el material asistido por IA, incluido cada número informado aquí.</w:t>
-      </w:r>
-    </w:p>
     <w:bookmarkStart w:id="54" w:name="refs"/>
     <w:bookmarkStart w:id="42" w:name="ref-monteverde2026qang"/>
     <w:p>
